--- a/cases/fizzer-order/published/Fizzer Order - Facilitator Guide.docx
+++ b/cases/fizzer-order/published/Fizzer Order - Facilitator Guide.docx
@@ -63,7 +63,7 @@
     </w:p>
     <w:p>
       <w:r>
-        <w:t xml:space="preserve">Frame the format: a real professional dilemma, not a worksheet with a story stapled on. Name the opener — "Priya Anand has a mold-shop quote deadline today, two hand-built prototypes on her bench, and a phone still on hold. Whichever shape she signs off on today is the shape Thistle &amp; Fern ships for the whole holiday run." This is a packaging-engineering call with a real production consequence, not an abstract geometry worksheet.</w:t>
+        <w:t xml:space="preserve">Frame the format: a real professional dilemma, not a worksheet with a story stapled on. Name the opener — "Odalys Reyes has a mold-shop quote deadline today, two hand-built prototypes on her bench, and a phone still on hold. Whichever shape she signs off on today is the shape Thistle &amp; Fern ships for the whole holiday run." Odalys came up through studio pottery before packaging engineering — she trusts what a box feels like in her hand as much as what its spec sheet says, and the shelf of failed prototypes behind her desk is there on purpose, not clutter. This is a packaging-engineering call with a real production consequence, not an abstract geometry worksheet.</w:t>
       </w:r>
     </w:p>
     <w:p>
@@ -235,12 +235,12 @@
         <w:t xml:space="preserve">8.96%</w:t>
       </w:r>
       <w:r>
-        <w:t xml:space="preserve"> — comfortably inside SPEC §2's margin cap, which is exactly why Priya is still standing at her bench with a prototype in each hand.</w:t>
-      </w:r>
-    </w:p>
-    <w:p>
-      <w:r>
-        <w:t xml:space="preserve">A second-order version of the same trap sits in D5: a Hero who then flips to the Twist Cone on D4's number alone, without ever computing the shipping-carton footprint, misses that the Peak Box ships nearly twice as densely — a real freight cost Priya's company pays even though it never appears on the mold shop's per-box invoice. A strong pitch has to hold both numbers at once.</w:t>
+        <w:t xml:space="preserve"> — comfortably inside SPEC §2's margin cap, which is exactly why Odalys is still standing at her bench with a prototype in each hand.</w:t>
+      </w:r>
+    </w:p>
+    <w:p>
+      <w:r>
+        <w:t xml:space="preserve">A second-order version of the same trap sits in D5: a Hero who then flips to the Twist Cone on D4's number alone, without ever computing the shipping-carton footprint, misses that the Peak Box ships nearly twice as densely — a real freight cost Odalys's company pays even though it never appears on the mold shop's per-box invoice. A strong pitch has to hold both numbers at once.</w:t>
       </w:r>
     </w:p>
     <w:p>
@@ -458,7 +458,7 @@
         <w:ind w:left="360"/>
       </w:pPr>
       <w:r>
-        <w:t xml:space="preserve">1. Your D4 table says the Twist Cone wins by about 9% on cost per Mini Fizzer delivered, but the Peak Box is the cheaper box — which number should Priya actually be optimizing, and why isn't "cheaper box" automatically "cheaper decision"?</w:t>
+        <w:t xml:space="preserve">1. Your D4 table says the Twist Cone wins by about 9% on cost per Mini Fizzer delivered, but the Peak Box is the cheaper box — which number should Odalys actually be optimizing, and why isn't "cheaper box" automatically "cheaper decision"?</w:t>
       </w:r>
     </w:p>
     <w:p>
